--- a/03_Outputs/final scripts/es/Module 7/7.1.0-es.docx
+++ b/03_Outputs/final scripts/es/Module 7/7.1.0-es.docx
@@ -14,12 +14,12 @@
     </w:p>
     <w:p>
       <w:r>
-        <w:t xml:space="preserve">En este capítulo, nos centramos en cómo los datos confiables y precisos influyen en políticas efectivas de clima y energía. La evidencia es esencial en cada etapa de la formulación de políticas: desde diagnosticar problemas y establecer metas hasta seguir el progreso y evaluar los resultados. Sin ella, las iniciativas corren el riesgo de estar desalineadas con las necesidades reales.  </w:t>
+        <w:t xml:space="preserve">En este capítulo, nos centramos en cómo los datos confiables y precisos influyen en la formulación de políticas efectivas de clima y energía. La evidencia es esencial en cada etapa de la formulación de políticas: desde el diagnóstico de problemas y el establecimiento de metas hasta el seguimiento del progreso y la evaluación de resultados. Sin ella, las iniciativas corren el riesgo de estar desalineadas con las necesidades reales.  </w:t>
       </w:r>
     </w:p>
     <w:p>
       <w:r>
-        <w:t xml:space="preserve">Analizaremos de cerca la cadena de valor de los datos energéticos. Fortalecer cada etapa, desde la recopilación hasta el procesamiento y la aplicación, garantiza que los recursos limitados se utilicen de manera eficiente. Por ejemplo, datos detallados pueden revelar dónde persisten las brechas de acceso, orientar los objetivos de energías renovables y apoyar un monitoreo preciso de los resultados. Herramientas como la previsión y la optimización de sistemas mejoran aún más la capacidad de los responsables de formular políticas y los practicantes para diseñar estrategias efectivas.  </w:t>
+        <w:t xml:space="preserve">Analizaremos de cerca la cadena de valor de los datos energéticos. Fortalecer cada etapa, desde la recopilación hasta el procesamiento y la aplicación, garantiza que los recursos limitados se utilicen de manera eficiente. Por ejemplo, datos detallados pueden revelar dónde persisten las brechas de acceso, orientar los objetivos de energías renovables y apoyar un monitoreo preciso de los resultados. Herramientas como la previsión y la optimización de sistemas mejoran aún más la capacidad de los responsables de políticas y profesionales para diseñar estrategias efectivas.  </w:t>
       </w:r>
     </w:p>
     <w:p>
